--- a/BaoCao_MagnetoDome.docx
+++ b/BaoCao_MagnetoDome.docx
@@ -8139,7 +8139,7 @@
                 <w:sz w:val="26"/>
                 <w:szCs w:val="26"/>
               </w:rPr>
-              <w:t xml:space="preserve">Đội có tổng điện tích thấp hơn thắng round</w:t>
+              <w:t xml:space="preserve">Đội có tiến độ chiếm khu cao hơn thắng round</w:t>
             </w:r>
           </w:p>
         </w:tc>
@@ -9230,7 +9230,7 @@
           <w:sz w:val="26"/>
           <w:szCs w:val="26"/>
         </w:rPr>
-        <w:t xml:space="preserve">. Hết giờ, đội có tổng điện tích thấp hơn được xử thắng, nghĩa là tránh né hoàn toàn cũng không phải chiến thuật an toàn nếu đội mình đã nhiễm nặng hơn.</w:t>
+        <w:t xml:space="preserve">. Hết giờ, đội có tiến độ chiếm khu cao hơn được xử thắng, nghĩa là tránh né hoàn toàn cũng không phải chiến thuật an toàn nếu đội mình chưa giành được khu trung tâm.</w:t>
       </w:r>
     </w:p>
     <w:p>
@@ -9706,7 +9706,7 @@
           <w:sz w:val="26"/>
           <w:szCs w:val="26"/>
         </w:rPr>
-        <w:t xml:space="preserve">Một đội thắng round khi đạt được một trong các điều kiện: hất toàn bộ đối phương khỏi đảo, chiếm giữ khu vực trung tâm đủ lâu, hoặc có tổng điện tích thấp hơn khi hết giờ. Người bị loại sẽ hồi sinh sau một khoảng thời gian chờ thay vì phải đợi hết round — thiết kế này được chọn để người chơi không phải ngồi nhìn màn hình quá lâu, vốn là điểm gây khó chịu thường thấy ở thể thức theo round.</w:t>
+        <w:t xml:space="preserve">Một đội thắng round khi đạt được một trong hai điều kiện: chiếm giữ khu vực trung tâm đủ lâu, hoặc có tiến độ chiếm cao hơn khi hết giờ; bằng tiến độ thì round được xử hoà. Người bị hạ sẽ hồi sinh sau một khoảng thời gian chờ thay vì phải đợi hết round — thiết kế này được chọn để người chơi không phải ngồi nhìn màn hình quá lâu, vốn là điểm gây khó chịu thường thấy ở thể thức theo round.</w:t>
       </w:r>
     </w:p>
     <w:p>
@@ -12577,7 +12577,7 @@
           <w:sz w:val="26"/>
           <w:szCs w:val="26"/>
         </w:rPr>
-        <w:t xml:space="preserve">Ngoài vòng lặp chính, hệ thống còn theo dõi liên tục hai điều kiện: người chơi rơi xuống dưới một độ cao giới hạn thì bị loại khỏi round, và nếu có người thoát giữa trận làm lệch quân số thì trận đấu bị huỷ, mọi người được đưa về màn hình chính kèm thông báo rõ lý do.</w:t>
+        <w:t xml:space="preserve">Ngoài vòng lặp chính, hệ thống còn theo dõi liên tục hai điều kiện: người chơi rơi xuống dưới một độ cao giới hạn thì bị hạ và hồi sinh sau năm giây, và nếu có người thoát giữa trận làm lệch quân số thì trận đấu bị huỷ, mọi người được đưa về màn hình chính kèm thông báo rõ lý do.</w:t>
       </w:r>
     </w:p>
     <w:p>
@@ -16616,7 +16616,7 @@
                 <w:sz w:val="26"/>
                 <w:szCs w:val="26"/>
               </w:rPr>
-              <w:t xml:space="preserve">≥ 60 khung hình/giây</w:t>
+              <w:t xml:space="preserve">≥ 60 khung hình/giây (ở 1920×1080)</w:t>
             </w:r>
           </w:p>
         </w:tc>
@@ -16656,7 +16656,7 @@
                 <w:sz w:val="26"/>
                 <w:szCs w:val="26"/>
               </w:rPr>
-              <w:t xml:space="preserve">(đo trong trình biên tập)</w:t>
+              <w:t xml:space="preserve">→ 85 (bản đóng gói, 1920×1080)</w:t>
             </w:r>
             <w:r>
               <w:rPr>
@@ -16680,7 +16680,7 @@
                 <w:sz w:val="26"/>
                 <w:szCs w:val="26"/>
               </w:rPr>
-              <w:t xml:space="preserve">cần đo lại trên bản đóng gói</w:t>
+              <w:t xml:space="preserve">ĐẠT chỉ tiêu</w:t>
             </w:r>
           </w:p>
         </w:tc>
@@ -17211,7 +17211,7 @@
           <w:sz w:val="26"/>
           <w:szCs w:val="26"/>
         </w:rPr>
-        <w:t xml:space="preserve"> tốc độ khung hình được cải thiện từ 20 lên 56 trong trình biên tập, tương ứng gần ba lần, thông qua quá trình tối ưu dựa trên số đo chứ không phỏng đoán.</w:t>
+        <w:t xml:space="preserve"> tốc độ khung hình được cải thiện từ 20 lên 56 trong trình biên tập thông qua quá trình tối ưu dựa trên số đo chứ không phỏng đoán. Đợt tối ưu thứ hai diễn ra ở cuối dự án, sau khi việc bổ sung biển mây quanh đảo làm tốc độ sụt trở lại còn 27 khung hình mỗi giây. Hai nguyên nhân được xác định: hiệu ứng che khuất môi trường đang chạy ở độ phân giải đầy đủ và buộc vẽ lại toàn bộ hình học thêm một lượt, cùng với số lượng cụm mây trong suốt quá lớn gây chồng lấn điểm ảnh. Sau khi xử lý, bản đóng gói đạt 85 khung hình mỗi giây ở độ phân giải 1920×1080, vượt chỉ tiêu đề ra.</w:t>
       </w:r>
     </w:p>
     <w:p>
